--- a/example_articles/states/Kentucky/2.states_Kentucky_New_York_Times.docx
+++ b/example_articles/states/Kentucky/2.states_Kentucky_New_York_Times.docx
@@ -27,17 +27,17 @@
     </w:p>
     <w:p>
       <w:r>
-        <w:t>Source File: NYT/22.DOCX</w:t>
+        <w:t>Source file: NYT/22.DOCX</w:t>
       </w:r>
     </w:p>
     <w:p>
       <w:r>
-        <w:t>Raw locations result: ['Kentucky']</w:t>
+        <w:t>Raw locations result, 'locations': ['Kentucky']</w:t>
       </w:r>
     </w:p>
     <w:p>
       <w:r>
-        <w:t>states_stand_flat (Standardized): Kentucky</w:t>
+        <w:t>Standardized locations result, 'states_stand_flat': Kentucky</w:t>
       </w:r>
     </w:p>
     <w:p>

--- a/example_articles/states/Kentucky/2.states_Kentucky_New_York_Times.docx
+++ b/example_articles/states/Kentucky/2.states_Kentucky_New_York_Times.docx
@@ -7,7 +7,9 @@
         <w:pStyle w:val="Heading1"/>
       </w:pPr>
       <w:r>
-        <w:t>The 9.4.16 Issue</w:t>
+        <w:t>About Men;</w:t>
+        <w:br/>
+        <w:t>Making His Own Mark</w:t>
       </w:r>
     </w:p>
     <w:p>
@@ -17,17 +19,17 @@
     </w:p>
     <w:p>
       <w:r>
-        <w:t>Date: 2016-09-18</w:t>
+        <w:t>Date: 1991-05-12</w:t>
       </w:r>
     </w:p>
     <w:p>
       <w:r>
-        <w:t>Section: Section MM; Column 0; Magazine Desk; Pg. 20; THE THREAD</w:t>
+        <w:t>Section: Section 6;; Section 6; Page 20; Column 3; Magazine Desk; Column 3;</w:t>
       </w:r>
     </w:p>
     <w:p>
       <w:r>
-        <w:t>Source file: NYT/22.DOCX</w:t>
+        <w:t>Source file: NYT/50.DOCX</w:t>
       </w:r>
     </w:p>
     <w:p>
@@ -49,42 +51,59 @@
     </w:p>
     <w:p>
       <w:r>
-        <w:t xml:space="preserve">RE: PROFESSOR NEGA'S WAR </w:t>
+        <w:t>IN A GESTURE ODDLY ancient, a young man's chest was offered for tribal marking. He stood on his knees, bare from the waist up. His irregular breathing spoke fear in an arrhythmic cadence of grunts and sucking air.</w:t>
         <w:br/>
-        <w:t xml:space="preserve">Joshua Hammer profiled Berhanu Nega, a Bucknell economics professor who ended up leading an Ethiopian rebel army based in Eritrea. </w:t>
+        <w:t>I watched as he threw back his head, bracing for the burning touch. His "brothers" held him as steady as they could, chanting in deep ragged voices. A smell much like that of frying bacon soon hung heavy in the morning air.</w:t>
         <w:br/>
-        <w:t xml:space="preserve">  This is not just a story about a brave and beleaguered man: It also depicts the paradox and tragedy of nations besieged by dictatorship, repression, bitter ethnic rivalry, democratic aspirations and, worst of all, the toxic stew of violence and war. It depicts the greatest single challenge facing nations like Ethiopia and Syria.</w:t>
+        <w:t>I was in a mobile home moored at the edge of Morehead State University in eastern Kentucky some 20 years ago. I had earned my place there. After months of pledging and enduring a battery of physical and psychological tests, I had proved my worthiness for joining Omega Psi Phi Fraternity.</w:t>
         <w:br/>
-        <w:t xml:space="preserve">  The question that Joshua Hammer never asks Berhanu Nega is why he believes violent revolution against a stubborn, unyielding dictatorship will produce a just and democratic society when it has failed repeatedly in the Horn of Africa and everywhere else. This is the question that Nega, by all appearances a deeply thoughtful and insightful man, must ask himself. Robert Waxman, Albany, Calif.</w:t>
+        <w:t>While pledging, I had, along with my brothers, exhibited selflessness, determination and grit. I had been battered with oarlike paddles; I had recited fraternity lore as matches flared between my fingers, and most of the time I had slept little and eaten even less while preserving my B-plus average and some modicum of dignity. For many years afterward, whenever I was about to face a difficult challenge, I would remind myself that it could not be as hard as pledging.</w:t>
         <w:br/>
-        <w:t xml:space="preserve">  We in Ethiopia have been under oppression for a quarter of a century by a very dangerous, ethnically organized group called the Tigrayan People's Liberation Front. The T.P.L.F. is like a colonial power whose only goal is to stay in power as long as possible and loot its own people and the country. You need to have a great understanding of Ethiopian politics to understand why Nega did what he did. There is really no way out of this unless the T.P.L.F. is gone: Either we have a country or not. He fights to keep Ethiopia as one nation, avoid ethnic clashes and bring about real democracy and the rule of law. He is an honest public figure known by many during the stolen 2005 election in which millions of people voted for him.</w:t>
+        <w:t>I had also learned that brotherhood need not be a consequence of common parentage and a shared sex.  Something precious and delicate was forged among eight very different teen-agers from eight very different places and experiences.</w:t>
         <w:br/>
-        <w:t xml:space="preserve">  Now that we have taken the fight in our hands and almost 60 percent of our people are involved in protests all over the country, we have started to see a beacon of light. Yonas, on nytimes.com</w:t>
+        <w:t>And so I stood in a darkened living room the width of a one-car garage, proud to become an Omega man. The others I had pledged with were also entering the fraternity that day and, one by one, were being branded with the mark of their new tribe.</w:t>
         <w:br/>
-        <w:t xml:space="preserve">  This is not about democracy or anything noble. It's about power -- plain and simple. Nega is not fighting to bring fairness, stability, economic development or peace to Ethiopia.</w:t>
+        <w:t>Even today, I feel a great deal in common with every man who knows our secret handshake and sings our sacred, solemn songs. Yet when I see their horseshoe-shaped brands, I sometimes have to fight back a pang of guilt when I look at my own bare skin.</w:t>
         <w:br/>
-        <w:t xml:space="preserve">  As the saying goes: ''Today's revolutionary is tomorrow's dictator.'' If peace and stability were what Nega is after, then he'd be looking to work with the current government to develop democracy alongside the economy. The two are very much tied. The more security you have, the more likely you'll be open to sharing power. If you're solely after power, however, you're willing to do just about anything -- even if it means destroying everything Ethiopia has achieved in the last 20 years. Jade, on nytimes.com</w:t>
+        <w:t>Branding, the literal burning into the flesh of the fraternity's symbol -- the last letter of the Greek alphabet -- is the final step of the initiation. For me, the brands do not evoke images of conquered black men in chains as chattel. On the contrary, I see the marks as a sign of pride and brotherhood. I believe they reflect a kind of spirituality and beauty through sacrifice that is at the core of the African esthetic. When I pledged, branding was optional, but few refused it.</w:t>
         <w:br/>
-        <w:t xml:space="preserve">  RE: FIRST WORDS</w:t>
+        <w:t>Hours before the start of my initiation ceremony, however, I told my soon-to-be fraternity brothers that I did not want a brand -- at least, not on my chest. Putting the brand near the heart was the custom of my local chapter. That was not how I had imagined it.</w:t>
         <w:br/>
-        <w:t xml:space="preserve">  Beverly Gage pondered why the phrase ''law and order'' still carries a charge in a country far less crime-ridden than it used to be.</w:t>
+        <w:t>I had grown up in a working-class neighborhood in Louisville, Ky., where the thought of someone branding his skin was as foreign as worshiping cows. While a high-school freshman, however, I began to reconsider. One afternoon some Omega brothers visited my school, which was predominantly black and best known for winning basketball games. These guys wore purple jackets with gold-colored letters so oddly formed I had first mistaken them for letters of the Russian alphabet.</w:t>
         <w:br/>
-        <w:t xml:space="preserve">  In her article, Beverly Gage refers to the reoccurrence in American politics of the theme of ''law and order,'' a handy and useful meme for politicians to spread moral panic.</w:t>
+        <w:t>For me, these men were clearly part of something special, something not just anybody could join. Their fraternity, they explained, was something that required hard work, struggle and perseverance.</w:t>
         <w:br/>
-        <w:t xml:space="preserve">  But one unmentioned element is the role of the mass media. Since 1970, crime rates have dropped by 17 percent, according to criminologists. But crime reporting has gone up 800 percent in the same period. Local television news, spurred on by so-called news consultants, is an eager purveyor of the low-hanging fruit: weather, traffic and crime. Jeffrey Dvorkin, Lecturer and Director, Journalism Program, University of Toronto</w:t>
+        <w:t>It was founded at Howard University shortly after the turn of the century, grounded in principles that emphasized leadership, academic excellence and a commitment to service in the black community. Of course they had a good time, throwing dances and being men-about-campus, but they didn't brag about beer parties and panty raids. They talked, instead, about scholarship drives, tutoring for the college-bound and setting up networks with other people of action, whether they were in fraternities or not.</w:t>
         <w:br/>
-        <w:t xml:space="preserve">  Gage's article mentions that Richard Nixon's 1968 campaign established ''Republican ownership of the 'law and order issue.' '' True enough, except the article failed to mention that in 1968 the American Independent Party candidate, George Wallace, extensively used ''law and order'' as a key issue, especially in his appeals to white ethnic working-class voters in Northern cities.</w:t>
+        <w:t>They told me Jesse Jackson was an Omega man. So were Bill Cosby and Charles Drew, the doctor who developed the technique for storing plasma in blood banks.</w:t>
         <w:br/>
-        <w:t xml:space="preserve">  Wallace won nearly 10 million popular votes (about 13 percent of the total) and 45 electoral votes, carrying Georgia, Alabama, Mississippi, Arkansas and Louisiana. Wallace ran for President on a ''law and order'' platform four times, from 1964 through 1976, and survived an assassination attempt during his 1972 campaign.</w:t>
+        <w:t>Omegas were as serious as the times. I wanted to be part of what they represented. I also began to convince myself that I wanted to wear their symbol -- 3 inches high and 2 inches wide -- like they did. For life.</w:t>
         <w:br/>
-        <w:t xml:space="preserve">  I remember the 1968 election vividly, as it was the first time I voted in any election. Vietnam was the most important issue that year, followed closely by ''law and order.'' While Vietnam is now a bad memory, it's amazing how some issues haven't changed in nearly half a century. Wallace's 1968 slogan was ''Stand Up for America.'' Andrew J. Sparberg, Oceanside, N.Y.</w:t>
+        <w:t>But two years later, on the morning of my initiation, I was confronted by an overweight guy in a tight T-shirt. He was holding a makeshift branding iron fashioned from a wire clothes hanger and reddened on an electric hot plate.</w:t>
         <w:br/>
-        <w:t xml:space="preserve">  Sign up for our newsletter to get the best of The New York Times Magazine delivered to your inbox every week.</w:t>
+        <w:t>"So, are you going to get one on your chest or not?" he asked, thinking that I might have changed my mind. His voice was weary from screaming at me the night before during a final pledge test called hell night.</w:t>
         <w:br/>
-        <w:t xml:space="preserve">              Send your thoughts to magazine@nytimes.com                  </w:t>
+        <w:t>"I want it on my arm," I said, pointing to my baby-smooth biceps.</w:t>
         <w:br/>
+        <w:t>"Tradition says you get it on the chest first and then anywhere else you want after that."</w:t>
         <w:br/>
-        <w:t>http://www.nytimes.com/2016/09/18/magazine/the-9-416-issue.html</w:t>
+        <w:t>"Naw," I said. "My arm."</w:t>
+        <w:br/>
+        <w:t>"If you don't get a brand on the chest, you don't get one at all," he replied before preparing the iron for another branding.</w:t>
+        <w:br/>
+        <w:t>I was disappointed, but the idea of marking my chest somehow didn't appeal to me. Marking an arm, especially with a wound across the muscled bulge of my biceps, seemed so warriorlike. So manly.</w:t>
+        <w:br/>
+        <w:t>Besides, Omegas had a reputation for hard, sometimes even brutal, pledging. We called ourselves the "sons of blood and thunder," and meant it. A visible brand could have been my medal of valor and honor rolled into one. Machismo personified. A brand made a tattoo look like a bad ink stain, I thought. But for me, it had to be on my arm; nowhere else would do.</w:t>
+        <w:br/>
+        <w:t>I had nothing to be ashamed of, I reasoned. I had passed all the tests, and had won the respect of my new brothers while gaining a higher respect for myself. I was an Omega man, simply one without its insignia on my skin.</w:t>
+        <w:br/>
+        <w:t>On that morning, something prevented me from caving in to what seemed like subtle peer pressure to burn my skin in a place I was not prepared to. Once I refused, however, the fraternity brothers seemed sincerely undisturbed by my decision; I was not browbeaten by the branded because I had decided to be brandless. One even suggested that I might change my mind and get it later.</w:t>
+        <w:br/>
+        <w:t>"I might," I said with equal sincerity.</w:t>
+        <w:br/>
+        <w:t>Perhaps my strength was drawn from the sum of the many lessons I had already learned from pledging. Through the more than two months of hardships and joys that led to my admission into the tribe, I discovered that an essential element of being a man was the possession of an unblinking vision that can see beyond the immediate. That when there is a common interest among men who have gained one another's respect and trust, compassion and understanding often follow.</w:t>
+        <w:br/>
+        <w:t>My composure and clarity did not flee as I watched another brother receive his brand to cheers and congratulatory backslaps. One of the students I had pledged with got a brand on his chest, left buttock, right thigh and left arm. He said no matter where or how he stood, he always wanted an omega to face the sun. I saluted him for his personal choice. Yet I clung to my resolve and finished the ceremony, with its candlelight and whispered rituals, brandless but more of an Omega than even I, at the time, realized.</w:t>
         <w:br/>
         <w:br/>
         <w:t>Graphic</w:t>
@@ -92,11 +111,7 @@
         <w:br/>
         <w:t xml:space="preserve"> </w:t>
         <w:br/>
-        <w:t>PHOTO (PHOTOGRAPH BY ADAM FERRISS</w:t>
-        <w:br/>
-        <w:t>BARTON GELLMAN/GETTY IMAGES.) DRAWINGS (DRAWINGS BY SIMON LANDREIN</w:t>
-        <w:br/>
-        <w:t xml:space="preserve"> ADAM FERRISS)</w:t>
+        <w:t>Drawing</w:t>
       </w:r>
     </w:p>
     <w:sectPr>

--- a/example_articles/states/Kentucky/2.states_Kentucky_New_York_Times.docx
+++ b/example_articles/states/Kentucky/2.states_Kentucky_New_York_Times.docx
@@ -7,9 +7,7 @@
         <w:pStyle w:val="Heading1"/>
       </w:pPr>
       <w:r>
-        <w:t>About Men;</w:t>
-        <w:br/>
-        <w:t>Making His Own Mark</w:t>
+        <w:t>An Economic Survival Story</w:t>
       </w:r>
     </w:p>
     <w:p>
@@ -19,22 +17,22 @@
     </w:p>
     <w:p>
       <w:r>
-        <w:t>Date: 1991-05-12</w:t>
+        <w:t>Date: 2016-09-20</w:t>
       </w:r>
     </w:p>
     <w:p>
       <w:r>
-        <w:t>Section: Section 6;; Section 6; Page 20; Column 3; Magazine Desk; Column 3;</w:t>
+        <w:t>Section: Section A; Column 0; Editorial Desk; Pg. 25; OP-ED COLUMNIST</w:t>
       </w:r>
     </w:p>
     <w:p>
       <w:r>
-        <w:t>Source file: NYT/50.DOCX</w:t>
+        <w:t>Source file: NYT/23.DOCX</w:t>
       </w:r>
     </w:p>
     <w:p>
       <w:r>
-        <w:t>Raw locations result, 'locations': ['Kentucky']</w:t>
+        <w:t>Raw locations result, 'locations': ['Kentucky', 'NA']</w:t>
       </w:r>
     </w:p>
     <w:p>
@@ -51,67 +49,50 @@
     </w:p>
     <w:p>
       <w:r>
-        <w:t>IN A GESTURE ODDLY ancient, a young man's chest was offered for tribal marking. He stood on his knees, bare from the waist up. His irregular breathing spoke fear in an arrhythmic cadence of grunts and sucking air.</w:t>
+        <w:t>A few weeks ago I met a guy in Kentucky who'd lived through every trend of deindustrializing America.</w:t>
         <w:br/>
-        <w:t>I watched as he threw back his head, bracing for the burning touch. His "brothers" held him as steady as they could, chanting in deep ragged voices. A smell much like that of frying bacon soon hung heavy in the morning air.</w:t>
+        <w:t xml:space="preserve">He grew up about 65 years ago on a tobacco and cattle farm, but he always liked engines, so even while in high school he worked 40 hours a week in a garage. Then he went to work in a series of factories -- making airplane parts, car seats, sheet metal and casings for those big air-conditioning fans you see on the top of buildings. </w:t>
         <w:br/>
-        <w:t>I was in a mobile home moored at the edge of Morehead State University in eastern Kentucky some 20 years ago. I had earned my place there. After months of pledging and enduring a battery of physical and psychological tests, I had proved my worthiness for joining Omega Psi Phi Fraternity.</w:t>
+        <w:t xml:space="preserve">  Every few years as the economy would shift, or jobs would go to Mexico, he'd get hit with a layoff. But the periods of unemployment were never longer than six months and he pieced together a career.</w:t>
         <w:br/>
-        <w:t>While pledging, I had, along with my brothers, exhibited selflessness, determination and grit. I had been battered with oarlike paddles; I had recited fraternity lore as matches flared between my fingers, and most of the time I had slept little and eaten even less while preserving my B-plus average and some modicum of dignity. For many years afterward, whenever I was about to face a difficult challenge, I would remind myself that it could not be as hard as pledging.</w:t>
+        <w:t xml:space="preserve">  He's in semiretirement now, but he hasn't been able to take a vacation for four years because he and his wife take care of her elderly mother, who has trouble swallowing. He's saved her life 10 times so far with the Heimlich maneuver, and they have to be nearby, in case she needs it again.</w:t>
         <w:br/>
-        <w:t>I had also learned that brotherhood need not be a consequence of common parentage and a shared sex.  Something precious and delicate was forged among eight very different teen-agers from eight very different places and experiences.</w:t>
+        <w:t xml:space="preserve">  His best job came in the middle of his career, when he was a supervisor at the sheet metal plant. But when the technology changed, he was no longer qualified to supervise the new workers, so they let him go.</w:t>
         <w:br/>
-        <w:t>And so I stood in a darkened living room the width of a one-car garage, proud to become an Omega man. The others I had pledged with were also entering the fraternity that day and, one by one, were being branded with the mark of their new tribe.</w:t>
+        <w:t xml:space="preserve">  He thought he'd just come in quietly on his final day, clean out his desk and sneak away.</w:t>
         <w:br/>
-        <w:t>Even today, I feel a great deal in common with every man who knows our secret handshake and sings our sacred, solemn songs. Yet when I see their horseshoe-shaped brands, I sometimes have to fight back a pang of guilt when I look at my own bare skin.</w:t>
+        <w:t xml:space="preserve">  But word got out, and when he emerged from his office, box in hand, there was a double line of guys stretching all the way from his office in back, across the factory floor and out to his car in the lot. He walked down that whole double line with tears flowing, with the guys clapping and cheering as he went.</w:t>
         <w:br/>
-        <w:t>Branding, the literal burning into the flesh of the fraternity's symbol -- the last letter of the Greek alphabet -- is the final step of the initiation. For me, the brands do not evoke images of conquered black men in chains as chattel. On the contrary, I see the marks as a sign of pride and brotherhood. I believe they reflect a kind of spirituality and beauty through sacrifice that is at the core of the African esthetic. When I pledged, branding was optional, but few refused it.</w:t>
+        <w:t xml:space="preserve">  We hear a lot about angry white men, but there is an honorable dignity to this guy.</w:t>
         <w:br/>
-        <w:t>Hours before the start of my initiation ceremony, however, I told my soon-to-be fraternity brothers that I did not want a brand -- at least, not on my chest. Putting the brand near the heart was the custom of my local chapter. That was not how I had imagined it.</w:t>
+        <w:t xml:space="preserve">  Some of that dignity comes from the fact that he knows how to fix things. One of the undermining conditions of the modern factory is that the workers no longer directly build the products, they just service the machines and software that do.</w:t>
         <w:br/>
-        <w:t>I had grown up in a working-class neighborhood in Louisville, Ky., where the thought of someone branding his skin was as foreign as worshiping cows. While a high-school freshman, however, I began to reconsider. One afternoon some Omega brothers visited my school, which was predominantly black and best known for winning basketball games. These guys wore purple jackets with gold-colored letters so oddly formed I had first mistaken them for letters of the Russian alphabet.</w:t>
+        <w:t xml:space="preserve">  As the sociologist Richard Sennett once put it, ''As a result of working in this way, the bakers now no longer actually know how to bake bread.'' But this guy in Kentucky can take care of himself -- redo the plumbing at home or replace the brake pads.</w:t>
         <w:br/>
-        <w:t>For me, these men were clearly part of something special, something not just anybody could join. Their fraternity, they explained, was something that required hard work, struggle and perseverance.</w:t>
+        <w:t xml:space="preserve">  He also had a narrative about his own life. It's not the agency narrative you often find in the professional segments of society: I found my passion and steered my own ship. It's more of a reactive, coping narrative: A lot of the big forces were outside my control, but I adjusted, made the best of what was possible within my constraints and lived up to my responsibilities.</w:t>
         <w:br/>
-        <w:t>It was founded at Howard University shortly after the turn of the century, grounded in principles that emphasized leadership, academic excellence and a commitment to service in the black community. Of course they had a good time, throwing dances and being men-about-campus, but they didn't brag about beer parties and panty raids. They talked, instead, about scholarship drives, tutoring for the college-bound and setting up networks with other people of action, whether they were in fraternities or not.</w:t>
+        <w:t xml:space="preserve">  There's honor to that, too. Still, over the past many months speaking with people in these situations, I can't help feeling that society is failing them in some major way, and not just economically.</w:t>
         <w:br/>
-        <w:t>They told me Jesse Jackson was an Omega man. So were Bill Cosby and Charles Drew, the doctor who developed the technique for storing plasma in blood banks.</w:t>
+        <w:t xml:space="preserve">  There is often a sad, noncumulative pattern to working-class lives. In some professions as you get older, you rise to more responsible positions. And that was true under the old seniority-based work rules in factories.</w:t>
         <w:br/>
-        <w:t>Omegas were as serious as the times. I wanted to be part of what they represented. I also began to convince myself that I wanted to wear their symbol -- 3 inches high and 2 inches wide -- like they did. For life.</w:t>
+        <w:t xml:space="preserve">  But now there is a stochastic, episodic nature to many careers. As workers get older, potential employers become more suspicious of their skills, not more confident in them. As a result, you often meet people who had been happiest at work in middle age, and then moved down to a series of positions they were overqualified for and felt diminished in.</w:t>
         <w:br/>
-        <w:t>But two years later, on the morning of my initiation, I was confronted by an overweight guy in a tight T-shirt. He was holding a makeshift branding iron fashioned from a wire clothes hanger and reddened on an electric hot plate.</w:t>
+        <w:t xml:space="preserve">  Furthermore, I often run across people who have gone back to menial work in their 60s and 70s because they just want to get out of the house. When you ask them more questions, you find that they are devoted to home and work, but that they often don't have rich connections outside these spheres.</w:t>
         <w:br/>
-        <w:t>"So, are you going to get one on your chest or not?" he asked, thinking that I might have changed my mind. His voice was weary from screaming at me the night before during a final pledge test called hell night.</w:t>
+        <w:t xml:space="preserve">  Many of their friends came through work, but those friendships tend to fade away when the job ends. There are older people who feel unneeded. There are younger people who feel lost. Somehow these longing souls never find each other.</w:t>
         <w:br/>
-        <w:t>"I want it on my arm," I said, pointing to my baby-smooth biceps.</w:t>
+        <w:t xml:space="preserve">  Suburbia isn't working. During the baby boom, the suburbs gave families safe places to raise their kids. But now we are in an era of an aging population, telecommuting workers and single-person households.</w:t>
         <w:br/>
-        <w:t>"Tradition says you get it on the chest first and then anywhere else you want after that."</w:t>
+        <w:t xml:space="preserve">  The culture and geography of suburbia are failing to nurture webs of mutual dependence.</w:t>
         <w:br/>
-        <w:t>"Naw," I said. "My arm."</w:t>
+        <w:t xml:space="preserve">  We are animals who can't flourish unless we can't get along without one another. Yet one finds too many people thrust into lives of semi-independence.</w:t>
         <w:br/>
-        <w:t>"If you don't get a brand on the chest, you don't get one at all," he replied before preparing the iron for another branding.</w:t>
+        <w:t xml:space="preserve">  These are not the victims of postindustrial blight I'm talking about; they are successful people who worked hard and built good lives but who are left nonetheless strangely isolated, in attenuated communities, and who are left radiating the residual sadness of the lonely heart.</w:t>
         <w:br/>
-        <w:t>I was disappointed, but the idea of marking my chest somehow didn't appeal to me. Marking an arm, especially with a wound across the muscled bulge of my biceps, seemed so warriorlike. So manly.</w:t>
-        <w:br/>
-        <w:t>Besides, Omegas had a reputation for hard, sometimes even brutal, pledging. We called ourselves the "sons of blood and thunder," and meant it. A visible brand could have been my medal of valor and honor rolled into one. Machismo personified. A brand made a tattoo look like a bad ink stain, I thought. But for me, it had to be on my arm; nowhere else would do.</w:t>
-        <w:br/>
-        <w:t>I had nothing to be ashamed of, I reasoned. I had passed all the tests, and had won the respect of my new brothers while gaining a higher respect for myself. I was an Omega man, simply one without its insignia on my skin.</w:t>
-        <w:br/>
-        <w:t>On that morning, something prevented me from caving in to what seemed like subtle peer pressure to burn my skin in a place I was not prepared to. Once I refused, however, the fraternity brothers seemed sincerely undisturbed by my decision; I was not browbeaten by the branded because I had decided to be brandless. One even suggested that I might change my mind and get it later.</w:t>
-        <w:br/>
-        <w:t>"I might," I said with equal sincerity.</w:t>
-        <w:br/>
-        <w:t>Perhaps my strength was drawn from the sum of the many lessons I had already learned from pledging. Through the more than two months of hardships and joys that led to my admission into the tribe, I discovered that an essential element of being a man was the possession of an unblinking vision that can see beyond the immediate. That when there is a common interest among men who have gained one another's respect and trust, compassion and understanding often follow.</w:t>
-        <w:br/>
-        <w:t>My composure and clarity did not flee as I watched another brother receive his brand to cheers and congratulatory backslaps. One of the students I had pledged with got a brand on his chest, left buttock, right thigh and left arm. He said no matter where or how he stood, he always wanted an omega to face the sun. I saluted him for his personal choice. Yet I clung to my resolve and finished the ceremony, with its candlelight and whispered rituals, brandless but more of an Omega than even I, at the time, realized.</w:t>
+        <w:t xml:space="preserve">  Follow The New York Times Opinion section on Facebook and Twitter (@NYTopinion), and sign up for the Opinion Today newsletter. </w:t>
         <w:br/>
         <w:br/>
-        <w:t>Graphic</w:t>
-        <w:br/>
-        <w:br/>
-        <w:t xml:space="preserve"> </w:t>
-        <w:br/>
-        <w:t>Drawing</w:t>
+        <w:t>http://www.nytimes.com/2016/09/20/opinion/dignity-and-sadness-in-the-working-class.html</w:t>
       </w:r>
     </w:p>
     <w:sectPr>
